--- a/materials/grade-02/G02-L01/G02-L01-Reading-Passage.docx
+++ b/materials/grade-02/G02-L01/G02-L01-Reading-Passage.docx
@@ -2,50 +2,212 @@
 <file path=word/document.xml><?xml version="1.0" encoding="utf-8"?>
 <w:document xmlns:wpc="http://schemas.microsoft.com/office/word/2010/wordprocessingCanvas" xmlns:mo="http://schemas.microsoft.com/office/mac/office/2008/main" xmlns:mc="http://schemas.openxmlformats.org/markup-compatibility/2006" xmlns:mv="urn:schemas-microsoft-com:mac:vml" xmlns:o="urn:schemas-microsoft-com:office:office" xmlns:r="http://schemas.openxmlformats.org/officeDocument/2006/relationships" xmlns:m="http://schemas.openxmlformats.org/officeDocument/2006/math" xmlns:v="urn:schemas-microsoft-com:vml" xmlns:wp14="http://schemas.microsoft.com/office/word/2010/wordprocessingDrawing" xmlns:wp="http://schemas.openxmlformats.org/drawingml/2006/wordprocessingDrawing" xmlns:w10="urn:schemas-microsoft-com:office:word" xmlns:w="http://schemas.openxmlformats.org/wordprocessingml/2006/main" xmlns:w14="http://schemas.microsoft.com/office/word/2010/wordml" xmlns:wpg="http://schemas.microsoft.com/office/word/2010/wordprocessingGroup" xmlns:wpi="http://schemas.microsoft.com/office/word/2010/wordprocessingInk" xmlns:wne="http://schemas.microsoft.com/office/word/2006/wordml" xmlns:wps="http://schemas.microsoft.com/office/word/2010/wordprocessingShape" mc:Ignorable="w14 wp14">
   <w:body>
+    <w:tbl>
+      <w:tblPr>
+        <w:tblW w:type="auto" w:w="0"/>
+        <w:tblLook w:firstColumn="1" w:firstRow="1" w:lastColumn="0" w:lastRow="0" w:noHBand="0" w:noVBand="1" w:val="04A0"/>
+        <w:tblBorders>
+          <w:top w:val="none" w:sz="0" w:space="0" w:color="auto"/>
+          <w:left w:val="none" w:sz="0" w:space="0" w:color="auto"/>
+          <w:bottom w:val="none" w:sz="0" w:space="0" w:color="auto"/>
+          <w:right w:val="none" w:sz="0" w:space="0" w:color="auto"/>
+          <w:insideH w:val="none" w:sz="0" w:space="0" w:color="auto"/>
+          <w:insideV w:val="none" w:sz="0" w:space="0" w:color="auto"/>
+        </w:tblBorders>
+      </w:tblPr>
+      <w:tblGrid>
+        <w:gridCol w:w="10800"/>
+      </w:tblGrid>
+      <w:tr>
+        <w:tc>
+          <w:tcPr>
+            <w:tcW w:type="dxa" w:w="10800"/>
+            <w:shd w:fill="E3F2FD"/>
+          </w:tcPr>
+          <w:p/>
+          <w:p>
+            <w:pPr>
+              <w:spacing w:after="40"/>
+              <w:jc w:val="center"/>
+            </w:pPr>
+            <w:r>
+              <w:rPr>
+                <w:rFonts w:ascii="Comic Sans MS" w:hAnsi="Comic Sans MS"/>
+                <w:b/>
+                <w:color w:val="2E86AB"/>
+                <w:sz w:val="44"/>
+              </w:rPr>
+              <w:t>Can water bend, stretch, or change shape — and what does that tell us about matter?</w:t>
+            </w:r>
+          </w:p>
+          <w:p>
+            <w:pPr>
+              <w:jc w:val="center"/>
+            </w:pPr>
+            <w:r>
+              <w:rPr>
+                <w:rFonts w:ascii="Comic Sans MS" w:hAnsi="Comic Sans MS"/>
+                <w:color w:val="555555"/>
+                <w:sz w:val="20"/>
+              </w:rPr>
+              <w:t>ModelIt! Reading  |  2nd Grade</w:t>
+            </w:r>
+          </w:p>
+          <w:p>
+            <w:pPr>
+              <w:spacing w:before="80" w:after="120"/>
+              <w:jc w:val="center"/>
+            </w:pPr>
+            <w:r>
+              <w:rPr>
+                <w:rFonts w:ascii="Comic Sans MS" w:hAnsi="Comic Sans MS"/>
+                <w:sz w:val="22"/>
+              </w:rPr>
+              <w:t>Name: ________________________    Date: ____________</w:t>
+            </w:r>
+          </w:p>
+        </w:tc>
+      </w:tr>
+    </w:tbl>
     <w:p>
       <w:pPr>
+        <w:spacing w:after="120"/>
         <w:jc w:val="center"/>
       </w:pPr>
       <w:r>
-        <w:rPr>
-          <w:b/>
-          <w:color w:val="2E86AB"/>
-          <w:sz w:val="40"/>
-        </w:rPr>
-        <w:t xml:space="preserve">ModelIt! </w:t>
-      </w:r>
-      <w:r>
-        <w:rPr>
-          <w:color w:val="666666"/>
-          <w:sz w:val="24"/>
-        </w:rPr>
-        <w:t xml:space="preserve">  |  2nd Grade</w:t>
+        <w:drawing>
+          <wp:inline xmlns:a="http://schemas.openxmlformats.org/drawingml/2006/main" xmlns:pic="http://schemas.openxmlformats.org/drawingml/2006/picture">
+            <wp:extent cx="5029200" cy="5029200"/>
+            <wp:docPr id="1" name="Picture 1"/>
+            <wp:cNvGraphicFramePr>
+              <a:graphicFrameLocks noChangeAspect="1"/>
+            </wp:cNvGraphicFramePr>
+            <a:graphic>
+              <a:graphicData uri="http://schemas.openxmlformats.org/drawingml/2006/picture">
+                <pic:pic>
+                  <pic:nvPicPr>
+                    <pic:cNvPr id="0" name="G02-L01-scene.png"/>
+                    <pic:cNvPicPr/>
+                  </pic:nvPicPr>
+                  <pic:blipFill>
+                    <a:blip r:embed="rId9"/>
+                    <a:stretch>
+                      <a:fillRect/>
+                    </a:stretch>
+                  </pic:blipFill>
+                  <pic:spPr>
+                    <a:xfrm>
+                      <a:off x="0" y="0"/>
+                      <a:ext cx="5029200" cy="5029200"/>
+                    </a:xfrm>
+                    <a:prstGeom prst="rect"/>
+                  </pic:spPr>
+                </pic:pic>
+              </a:graphicData>
+            </a:graphic>
+          </wp:inline>
+        </w:drawing>
       </w:r>
     </w:p>
     <w:p>
       <w:pPr>
-        <w:jc w:val="center"/>
+        <w:spacing w:after="120" w:line="440" w:lineRule="exact"/>
       </w:pPr>
       <w:r>
         <w:rPr>
-          <w:b/>
-          <w:color w:val="1A4780"/>
-          <w:sz w:val="32"/>
+          <w:rFonts w:ascii="Comic Sans MS" w:hAnsi="Comic Sans MS"/>
+          <w:sz w:val="26"/>
         </w:rPr>
-        <w:t>G02-L01: Can You Bend Water?</w:t>
+        <w:t>Have you ever wondered: Can water bend, stretch, or change shape — and what does that tell us about matter? Let's find out!</w:t>
       </w:r>
     </w:p>
-    <w:p/>
     <w:p>
+      <w:pPr>
+        <w:spacing w:after="120" w:line="440" w:lineRule="exact"/>
+      </w:pPr>
       <w:r>
         <w:rPr>
-          <w:b/>
-          <w:color w:val="0D1B2A"/>
-          <w:sz w:val="48"/>
+          <w:rFonts w:ascii="Comic Sans MS" w:hAnsi="Comic Sans MS"/>
+          <w:sz w:val="26"/>
         </w:rPr>
-        <w:t>Can water bend, stretch, or change shape — and what does that tell us about matter?</w:t>
+        <w:t>Matter is anything that takes up space and has weight. Everything you can see, touch, and feel is made of matter — your desk, your pencil, the air around you, and even you! Scientists sort matter into groups based on properties we can observe, like shape, color, texture, and whether it flows.</w:t>
       </w:r>
     </w:p>
+    <w:p>
+      <w:pPr>
+        <w:spacing w:after="120" w:line="440" w:lineRule="exact"/>
+      </w:pPr>
+      <w:r>
+        <w:rPr>
+          <w:rFonts w:ascii="Comic Sans MS" w:hAnsi="Comic Sans MS"/>
+          <w:sz w:val="26"/>
+        </w:rPr>
+        <w:t>Solids have a fixed shape. A crayon stays crayon-shaped whether it is on your desk or in your backpack.</w:t>
+      </w:r>
+    </w:p>
+    <w:p>
+      <w:pPr>
+        <w:spacing w:after="120" w:line="440" w:lineRule="exact"/>
+      </w:pPr>
+      <w:r>
+        <w:rPr>
+          <w:rFonts w:ascii="Comic Sans MS" w:hAnsi="Comic Sans MS"/>
+          <w:sz w:val="26"/>
+        </w:rPr>
+        <w:t>Now you know! Water does not really bend — but it FLOWS! Liquids like water do not have a fixed shape. When you pour water into a new container, it takes the shape of that container.</w:t>
+      </w:r>
+    </w:p>
+    <w:tbl>
+      <w:tblPr>
+        <w:tblW w:type="auto" w:w="0"/>
+        <w:jc w:val="center"/>
+        <w:tblLook w:firstColumn="1" w:firstRow="1" w:lastColumn="0" w:lastRow="0" w:noHBand="0" w:noVBand="1" w:val="04A0"/>
+      </w:tblPr>
+      <w:tblGrid>
+        <w:gridCol w:w="10800"/>
+      </w:tblGrid>
+      <w:tr>
+        <w:tc>
+          <w:tcPr>
+            <w:tcW w:type="dxa" w:w="10800"/>
+            <w:shd w:fill="FFF9C4"/>
+            <w:tcBorders>
+              <w:top w:sz="12" w:color="E67E22" w:val="single"/>
+              <w:bottom w:sz="12" w:color="E67E22" w:val="single"/>
+              <w:left w:sz="12" w:color="E67E22" w:val="single"/>
+              <w:right w:sz="12" w:color="E67E22" w:val="single"/>
+            </w:tcBorders>
+          </w:tcPr>
+          <w:p/>
+          <w:p>
+            <w:pPr>
+              <w:jc w:val="center"/>
+            </w:pPr>
+            <w:r>
+              <w:rPr>
+                <w:rFonts w:ascii="Comic Sans MS" w:hAnsi="Comic Sans MS"/>
+                <w:b/>
+                <w:color w:val="E67E22"/>
+                <w:sz w:val="32"/>
+              </w:rPr>
+              <w:t>Fun Fact!</w:t>
+            </w:r>
+          </w:p>
+          <w:p>
+            <w:pPr>
+              <w:jc w:val="center"/>
+            </w:pPr>
+            <w:r>
+              <w:rPr>
+                <w:rFonts w:ascii="Comic Sans MS" w:hAnsi="Comic Sans MS"/>
+                <w:sz w:val="22"/>
+              </w:rPr>
+              <w:t>Some people think: "Water disappears when you pour it out" -- but that's not true! Water does not disappear — it moves! When you pour water from one container to another, all the water is still there. It just changed shape and location. If water spills, it spreads out on the surface but it is still there.</w:t>
+            </w:r>
+          </w:p>
+        </w:tc>
+      </w:tr>
+    </w:tbl>
     <w:p/>
     <w:tbl>
       <w:tblPr>
@@ -54,99 +216,19 @@
         <w:tblLook w:firstColumn="1" w:firstRow="1" w:lastColumn="0" w:lastRow="0" w:noHBand="0" w:noVBand="1" w:val="04A0"/>
       </w:tblPr>
       <w:tblGrid>
-        <w:gridCol w:w="5040"/>
-        <w:gridCol w:w="5040"/>
+        <w:gridCol w:w="10800"/>
       </w:tblGrid>
       <w:tr>
         <w:tc>
           <w:tcPr>
-            <w:tcW w:type="dxa" w:w="5040"/>
-          </w:tcPr>
-          <w:p>
-            <w:r>
-              <w:rPr>
-                <w:sz w:val="22"/>
-              </w:rPr>
-              <w:t>Name: _______________________________</w:t>
-            </w:r>
-          </w:p>
-        </w:tc>
-        <w:tc>
-          <w:tcPr>
-            <w:tcW w:type="dxa" w:w="5040"/>
-          </w:tcPr>
-          <w:p>
-            <w:r>
-              <w:rPr>
-                <w:sz w:val="22"/>
-              </w:rPr>
-              <w:t>Date: _______________</w:t>
-            </w:r>
-          </w:p>
-        </w:tc>
-      </w:tr>
-    </w:tbl>
-    <w:p/>
-    <w:p>
-      <w:pPr>
-        <w:spacing w:after="160" w:line="440" w:lineRule="exact"/>
-      </w:pPr>
-      <w:r>
-        <w:rPr>
-          <w:sz w:val="26"/>
-        </w:rPr>
-        <w:t>Have you ever wondered: Can water bend, stretch, or change shape — and what does that tell us about matter? Let's find out!</w:t>
-      </w:r>
-    </w:p>
-    <w:p>
-      <w:pPr>
-        <w:spacing w:after="160" w:line="440" w:lineRule="exact"/>
-      </w:pPr>
-      <w:r>
-        <w:rPr>
-          <w:sz w:val="26"/>
-        </w:rPr>
-        <w:t>Matter is anything that takes up space and has weight. Everything you can see, touch, and feel is made of matter — your desk, your pencil, the air around you, and even you! Scientists sort matter into groups based on properties we can observe, like shape, color, texture, and whether it flows.</w:t>
-      </w:r>
-    </w:p>
-    <w:p>
-      <w:pPr>
-        <w:spacing w:after="160" w:line="440" w:lineRule="exact"/>
-      </w:pPr>
-      <w:r>
-        <w:rPr>
-          <w:sz w:val="26"/>
-        </w:rPr>
-        <w:t>Solids have a fixed shape. A crayon stays crayon-shaped whether it is on your desk or in your backpack.</w:t>
-      </w:r>
-    </w:p>
-    <w:p>
-      <w:pPr>
-        <w:spacing w:after="160" w:line="440" w:lineRule="exact"/>
-      </w:pPr>
-      <w:r>
-        <w:rPr>
-          <w:sz w:val="26"/>
-        </w:rPr>
-        <w:t>Now you know! Water does not really bend — but it FLOWS! Liquids like water do not have a fixed shape. When you pour water into a new container, it takes the shape of that container.</w:t>
-      </w:r>
-    </w:p>
-    <w:p/>
-    <w:tbl>
-      <w:tblPr>
-        <w:tblStyle w:val="TableGrid"/>
-        <w:tblW w:type="auto" w:w="0"/>
-        <w:jc w:val="center"/>
-        <w:tblLook w:firstColumn="1" w:firstRow="1" w:lastColumn="0" w:lastRow="0" w:noHBand="0" w:noVBand="1" w:val="04A0"/>
-      </w:tblPr>
-      <w:tblGrid>
-        <w:gridCol w:w="10080"/>
-      </w:tblGrid>
-      <w:tr>
-        <w:tc>
-          <w:tcPr>
-            <w:tcW w:type="dxa" w:w="10080"/>
-            <w:shd w:fill="FFF8E1"/>
+            <w:tcW w:type="dxa" w:w="10800"/>
+            <w:shd w:fill="E8F5E9"/>
+            <w:tcBorders>
+              <w:top w:sz="12" w:color="27AE60" w:val="single"/>
+              <w:bottom w:sz="12" w:color="27AE60" w:val="single"/>
+              <w:left w:sz="12" w:color="27AE60" w:val="single"/>
+              <w:right w:sz="12" w:color="27AE60" w:val="single"/>
+            </w:tcBorders>
           </w:tcPr>
           <w:p/>
           <w:p>
@@ -155,128 +237,115 @@
             </w:pPr>
             <w:r>
               <w:rPr>
+                <w:rFonts w:ascii="Comic Sans MS" w:hAnsi="Comic Sans MS"/>
                 <w:b/>
-                <w:color w:val="E67E22"/>
+                <w:color w:val="27AE60"/>
                 <w:sz w:val="28"/>
               </w:rPr>
-              <w:t>Fun Fact!</w:t>
+              <w:t>Think About It</w:t>
             </w:r>
           </w:p>
           <w:p>
             <w:r>
               <w:rPr>
-                <w:sz w:val="22"/>
+                <w:rFonts w:ascii="Comic Sans MS" w:hAnsi="Comic Sans MS"/>
+                <w:b/>
+                <w:sz w:val="24"/>
               </w:rPr>
-              <w:t>Some people think: "Water disappears when you pour it out" — but that's not true! Water does not disappear — it moves! When you pour water from one container to another, all the water is still there. It just changed shape and location. If water spills, it spreads out on the surface but it is still there.</w:t>
+              <w:t>1. What surprised you most about can water bend, stretch, or change shape — and what does that tell us about matter?</w:t>
+            </w:r>
+          </w:p>
+          <w:p>
+            <w:pPr>
+              <w:spacing w:after="40" w:line="560" w:lineRule="exact"/>
+            </w:pPr>
+            <w:r>
+              <w:rPr>
+                <w:rFonts w:ascii="Comic Sans MS" w:hAnsi="Comic Sans MS"/>
+                <w:color w:val="BBBBBB"/>
+                <w:sz w:val="32"/>
+              </w:rPr>
+              <w:t>_______________________________________________________</w:t>
+            </w:r>
+          </w:p>
+          <w:p>
+            <w:pPr>
+              <w:spacing w:after="40" w:line="560" w:lineRule="exact"/>
+            </w:pPr>
+            <w:r>
+              <w:rPr>
+                <w:rFonts w:ascii="Comic Sans MS" w:hAnsi="Comic Sans MS"/>
+                <w:color w:val="BBBBBB"/>
+                <w:sz w:val="32"/>
+              </w:rPr>
+              <w:t>_______________________________________________________</w:t>
+            </w:r>
+          </w:p>
+          <w:p>
+            <w:pPr>
+              <w:spacing w:after="40" w:line="560" w:lineRule="exact"/>
+            </w:pPr>
+            <w:r>
+              <w:rPr>
+                <w:rFonts w:ascii="Comic Sans MS" w:hAnsi="Comic Sans MS"/>
+                <w:color w:val="BBBBBB"/>
+                <w:sz w:val="32"/>
+              </w:rPr>
+              <w:t>_______________________________________________________</w:t>
+            </w:r>
+          </w:p>
+          <w:p>
+            <w:r>
+              <w:rPr>
+                <w:rFonts w:ascii="Comic Sans MS" w:hAnsi="Comic Sans MS"/>
+                <w:b/>
+                <w:sz w:val="24"/>
+              </w:rPr>
+              <w:t>2. How could you explain what you learned to a friend or family member?</w:t>
+            </w:r>
+          </w:p>
+          <w:p>
+            <w:pPr>
+              <w:spacing w:after="40" w:line="560" w:lineRule="exact"/>
+            </w:pPr>
+            <w:r>
+              <w:rPr>
+                <w:rFonts w:ascii="Comic Sans MS" w:hAnsi="Comic Sans MS"/>
+                <w:color w:val="BBBBBB"/>
+                <w:sz w:val="32"/>
+              </w:rPr>
+              <w:t>_______________________________________________________</w:t>
+            </w:r>
+          </w:p>
+          <w:p>
+            <w:pPr>
+              <w:spacing w:after="40" w:line="560" w:lineRule="exact"/>
+            </w:pPr>
+            <w:r>
+              <w:rPr>
+                <w:rFonts w:ascii="Comic Sans MS" w:hAnsi="Comic Sans MS"/>
+                <w:color w:val="BBBBBB"/>
+                <w:sz w:val="32"/>
+              </w:rPr>
+              <w:t>_______________________________________________________</w:t>
+            </w:r>
+          </w:p>
+          <w:p>
+            <w:pPr>
+              <w:spacing w:after="40" w:line="560" w:lineRule="exact"/>
+            </w:pPr>
+            <w:r>
+              <w:rPr>
+                <w:rFonts w:ascii="Comic Sans MS" w:hAnsi="Comic Sans MS"/>
+                <w:color w:val="BBBBBB"/>
+                <w:sz w:val="32"/>
+              </w:rPr>
+              <w:t>_______________________________________________________</w:t>
             </w:r>
           </w:p>
         </w:tc>
       </w:tr>
     </w:tbl>
-    <w:p/>
-    <w:p>
-      <w:r>
-        <w:rPr>
-          <w:b/>
-          <w:color w:val="1A4780"/>
-          <w:sz w:val="36"/>
-        </w:rPr>
-        <w:t>Think About It</w:t>
-      </w:r>
-    </w:p>
-    <w:p>
-      <w:r>
-        <w:rPr>
-          <w:b/>
-          <w:sz w:val="26"/>
-        </w:rPr>
-        <w:t>1. What surprised you most about learning can water bend, stretch, or change shape — and what does that tell us about matter?</w:t>
-      </w:r>
-    </w:p>
-    <w:p>
-      <w:pPr>
-        <w:spacing w:after="80" w:line="480" w:lineRule="exact"/>
-      </w:pPr>
-      <w:r>
-        <w:rPr>
-          <w:color w:val="CCCCCC"/>
-          <w:sz w:val="24"/>
-        </w:rPr>
-        <w:t>___________________________________________________________________________</w:t>
-      </w:r>
-    </w:p>
-    <w:p>
-      <w:pPr>
-        <w:spacing w:after="80" w:line="480" w:lineRule="exact"/>
-      </w:pPr>
-      <w:r>
-        <w:rPr>
-          <w:color w:val="CCCCCC"/>
-          <w:sz w:val="24"/>
-        </w:rPr>
-        <w:t>___________________________________________________________________________</w:t>
-      </w:r>
-    </w:p>
-    <w:p>
-      <w:pPr>
-        <w:spacing w:after="80" w:line="480" w:lineRule="exact"/>
-      </w:pPr>
-      <w:r>
-        <w:rPr>
-          <w:color w:val="CCCCCC"/>
-          <w:sz w:val="24"/>
-        </w:rPr>
-        <w:t>___________________________________________________________________________</w:t>
-      </w:r>
-    </w:p>
-    <w:p/>
-    <w:p>
-      <w:r>
-        <w:rPr>
-          <w:b/>
-          <w:sz w:val="26"/>
-        </w:rPr>
-        <w:t>2. How could you explain what you learned to a friend or family member?</w:t>
-      </w:r>
-    </w:p>
-    <w:p>
-      <w:pPr>
-        <w:spacing w:after="80" w:line="480" w:lineRule="exact"/>
-      </w:pPr>
-      <w:r>
-        <w:rPr>
-          <w:color w:val="CCCCCC"/>
-          <w:sz w:val="24"/>
-        </w:rPr>
-        <w:t>___________________________________________________________________________</w:t>
-      </w:r>
-    </w:p>
-    <w:p>
-      <w:pPr>
-        <w:spacing w:after="80" w:line="480" w:lineRule="exact"/>
-      </w:pPr>
-      <w:r>
-        <w:rPr>
-          <w:color w:val="CCCCCC"/>
-          <w:sz w:val="24"/>
-        </w:rPr>
-        <w:t>___________________________________________________________________________</w:t>
-      </w:r>
-    </w:p>
-    <w:p>
-      <w:pPr>
-        <w:spacing w:after="80" w:line="480" w:lineRule="exact"/>
-      </w:pPr>
-      <w:r>
-        <w:rPr>
-          <w:color w:val="CCCCCC"/>
-          <w:sz w:val="24"/>
-        </w:rPr>
-        <w:t>___________________________________________________________________________</w:t>
-      </w:r>
-    </w:p>
-    <w:p/>
-    <w:p/>
     <w:p>
       <w:pPr>
         <w:jc w:val="center"/>
@@ -291,7 +360,7 @@
     </w:p>
     <w:sectPr>
       <w:pgSz w:w="12240" w:h="15840"/>
-      <w:pgMar w:top="864" w:right="1080" w:bottom="720" w:left="1080" w:header="720" w:footer="720" w:gutter="0"/>
+      <w:pgMar w:top="504" w:right="720" w:bottom="504" w:left="720" w:header="720" w:footer="720" w:gutter="0"/>
       <w:cols w:space="720"/>
       <w:docGrid w:linePitch="360"/>
     </w:sectPr>
